--- a/docs/공모전_제출_서식3_4.docx
+++ b/docs/공모전_제출_서식3_4.docx
@@ -1937,7 +1937,7 @@
                 <w:b w:val="0"/>
                 <w:sz w:val="17"/>
               </w:rPr>
-              <w:t>※ ChatKHU 대화로 아이디어를 다듬었다면 함께 기입</w:t>
+              <w:t>※ 팀원이 ChatKHU 대화로 아이디어를 다듬었다면 함께 기입</w:t>
             </w:r>
           </w:p>
         </w:tc>
@@ -2059,7 +2059,7 @@
                 <w:b w:val="0"/>
                 <w:sz w:val="17"/>
               </w:rPr>
-              <w:t>Claude Code (데이터 처리 코드) · ChatKHU(챗쿠) API 게이트웨이(FactChat)의 gemini-3.1-flash-image-preview (조건 아이콘·액세서리 시안)</w:t>
+              <w:t>Claude Code (데이터 처리 코드) · ChatKHU(챗쿠) API 게이트웨이의 gemini-3.1-flash-image-preview (조건 아이콘·액세서리 시안)</w:t>
             </w:r>
           </w:p>
         </w:tc>
@@ -2181,7 +2181,7 @@
                 <w:b w:val="0"/>
                 <w:sz w:val="17"/>
               </w:rPr>
-              <w:t>Claude Code (설계안 비교) · ChatKHU(챗쿠) API 게이트웨이(FactChat) 모델 실측 비교 (gpt-5.4-mini 약 3초 vs gemini-3.5-flash 약 11초 → gpt-5.4-mini 채택)</w:t>
+              <w:t>Claude Code (설계안 비교) · ChatKHU(챗쿠) API 게이트웨이 모델 실측 비교 (gpt-5.4-mini 약 3초 vs gemini-3.5-flash 약 11초 → gpt-5.4-mini 채택)</w:t>
             </w:r>
           </w:p>
         </w:tc>
@@ -2303,7 +2303,7 @@
                 <w:b w:val="0"/>
                 <w:sz w:val="17"/>
               </w:rPr>
-              <w:t>Claude Code (앱 Unity C#·서버 ASP.NET·도구 Python 대부분 작성) · 앱 안 AI: ChatKHU(챗쿠) API 게이트웨이(FactChat) gpt-5.4-mini(추천 계열 7곳), claude-haiku-5-5(내용 검사·공지) · Gemini (경희펫 24종 캐릭터 시트 ※경로 확인)</w:t>
+              <w:t>Claude Code (앱 Unity C#·서버 ASP.NET·도구 Python 대부분 작성) · 앱 안 AI: ChatKHU(챗쿠) API 게이트웨이 gpt-5.4-mini(추천 계열 7곳), claude-haiku-5-5(내용 검사·공지) · Gemini (경희펫 24종 캐릭터 시트 ※경로 확인)</w:t>
             </w:r>
           </w:p>
         </w:tc>
@@ -2560,7 +2560,7 @@
                 <w:b w:val="0"/>
                 <w:sz w:val="17"/>
               </w:rPr>
-              <w:t>운영 중: ChatKHU(챗쿠) API 게이트웨이(FactChat) gpt-5.4-mini · claude-haiku-5-5 (Azure 서버 → AWS Lambda 중계 → 게이트웨이, 키는 서버 설정에만)</w:t>
+              <w:t>운영 중: ChatKHU(챗쿠) API 게이트웨이 gpt-5.4-mini · claude-haiku-5-5 (Azure 서버 → AWS Lambda 중계 → 게이트웨이, 키는 서버 설정에만)</w:t>
             </w:r>
           </w:p>
         </w:tc>
@@ -3227,7 +3227,7 @@
                 <w:b w:val="0"/>
                 <w:sz w:val="16"/>
               </w:rPr>
-              <w:t>ChatKHU(챗쿠) API 게이트웨이(FactChat): gpt-5.4-mini · claude-haiku-5-5 · gemini-3.1-flash-image-preview</w:t>
+              <w:t>ChatKHU(챗쿠) API 게이트웨이: gpt-5.4-mini · claude-haiku-5-5 · gemini-3.1-flash-image-preview</w:t>
             </w:r>
           </w:p>
         </w:tc>
